--- a/public/resume.docx
+++ b/public/resume.docx
@@ -14,27 +14,21 @@
       </w:r>
     </w:p>
     <w:p>
-      <w:pPr>
-        <w:rPr>
-          <w:lang w:val="en-US"/>
-        </w:rPr>
-      </w:pPr>
-      <w:r>
-        <w:rPr>
-          <w:lang w:val="en-US"/>
-        </w:rPr>
+      <w:proofErr w:type="spellStart"/>
+      <w:r>
         <w:t>Address</w:t>
       </w:r>
-      <w:r>
-        <w:rPr>
-          <w:lang w:val="en-US"/>
-        </w:rPr>
-        <w:t>: Rua Mestre Avelino, Macau RN, 59500-000</w:t>
-      </w:r>
-      <w:r>
-        <w:rPr>
-          <w:lang w:val="en-US"/>
-        </w:rPr>
+      <w:proofErr w:type="spellEnd"/>
+      <w:r>
+        <w:t xml:space="preserve">: </w:t>
+      </w:r>
+      <w:r>
+        <w:t>Rua das Orquídeas, Capim Macio - Mirassol, Natal/RN</w:t>
+      </w:r>
+      <w:r>
+        <w:t>, 59078-170</w:t>
+      </w:r>
+      <w:r>
         <w:br/>
         <w:t xml:space="preserve">Links: </w:t>
       </w:r>
@@ -42,80 +36,80 @@
         <w:r>
           <w:rPr>
             <w:rStyle w:val="Hyperlink"/>
-            <w:lang w:val="en-US"/>
           </w:rPr>
           <w:t>LinkedIn</w:t>
         </w:r>
       </w:hyperlink>
       <w:r>
-        <w:rPr>
-          <w:lang w:val="en-US"/>
-        </w:rPr>
         <w:t xml:space="preserve"> | </w:t>
       </w:r>
       <w:hyperlink r:id="rId9" w:history="1">
         <w:r>
           <w:rPr>
             <w:rStyle w:val="Hyperlink"/>
-            <w:lang w:val="en-US"/>
           </w:rPr>
           <w:t>GitHub</w:t>
         </w:r>
       </w:hyperlink>
       <w:r>
-        <w:rPr>
-          <w:lang w:val="en-US"/>
-        </w:rPr>
         <w:t xml:space="preserve"> | </w:t>
       </w:r>
       <w:hyperlink r:id="rId10" w:history="1">
         <w:r>
           <w:rPr>
             <w:rStyle w:val="Hyperlink"/>
-            <w:lang w:val="en-US"/>
           </w:rPr>
-          <w:t>Portifólio</w:t>
+          <w:t>Portf</w:t>
+        </w:r>
+        <w:r>
+          <w:rPr>
+            <w:rStyle w:val="Hyperlink"/>
+          </w:rPr>
+          <w:t>o</w:t>
+        </w:r>
+        <w:r>
+          <w:rPr>
+            <w:rStyle w:val="Hyperlink"/>
+          </w:rPr>
+          <w:t>lio</w:t>
         </w:r>
       </w:hyperlink>
       <w:r>
         <w:rPr>
-          <w:lang w:val="en-US" w:bidi="pt-BR"/>
+          <w:lang w:bidi="pt-BR"/>
         </w:rPr>
         <w:br/>
       </w:r>
       <w:r>
         <w:rPr>
-          <w:lang w:val="en-US" w:bidi="pt-BR"/>
+          <w:lang w:bidi="pt-BR"/>
         </w:rPr>
         <w:t>Phone</w:t>
       </w:r>
       <w:r>
         <w:rPr>
-          <w:lang w:val="en-US" w:bidi="pt-BR"/>
+          <w:lang w:bidi="pt-BR"/>
         </w:rPr>
         <w:t xml:space="preserve">: </w:t>
       </w:r>
       <w:r>
         <w:rPr>
-          <w:lang w:val="en-US" w:bidi="pt-BR"/>
+          <w:lang w:bidi="pt-BR"/>
         </w:rPr>
         <w:t>+55 (</w:t>
       </w:r>
       <w:r>
-        <w:rPr>
-          <w:lang w:val="en-US"/>
-        </w:rPr>
         <w:t>84) 99623-0190</w:t>
       </w:r>
       <w:r>
         <w:rPr>
-          <w:lang w:val="en-US" w:bidi="pt-BR"/>
+          <w:lang w:bidi="pt-BR"/>
         </w:rPr>
         <w:br/>
       </w:r>
       <w:r>
         <w:rPr>
-          <w:lang w:val="en-US" w:bidi="pt-BR"/>
+          <w:lang w:bidi="pt-BR"/>
         </w:rPr>
         <w:t xml:space="preserve">E-mail: </w:t>
       </w:r>
@@ -123,7 +117,6 @@
         <w:r>
           <w:rPr>
             <w:rStyle w:val="Hyperlink"/>
-            <w:lang w:val="en-US"/>
           </w:rPr>
           <w:t>lmgh1312@gmail.com</w:t>
         </w:r>
@@ -153,13 +146,69 @@
         <w:rPr>
           <w:lang w:val="en-US"/>
         </w:rPr>
-        <w:t>I'm a junior full-stack developer specializing in JavaScript and a React.js enthusiast. I'm 20 years old, I'm Brazilian and I started programming for the first time in 2018. I finished technical high school in 2022 and received an academic award for my performance. I also won a Rocketseat full scholarship in early 2022 and today I continue my studies on my own</w:t>
-      </w:r>
-      <w:r>
-        <w:rPr>
-          <w:lang w:val="en-US"/>
-        </w:rPr>
-        <w:t>.</w:t>
+        <w:t>I'm a junior full</w:t>
+      </w:r>
+      <w:r>
+        <w:rPr>
+          <w:lang w:val="en-US"/>
+        </w:rPr>
+        <w:t xml:space="preserve"> </w:t>
+      </w:r>
+      <w:r>
+        <w:rPr>
+          <w:lang w:val="en-US"/>
+        </w:rPr>
+        <w:t xml:space="preserve">stack developer specializing in JavaScript and a React.js enthusiast. I'm 20 years old, I'm Brazilian and I started programming for the first time in 2018. I finished technical high school in 2022 and received an academic award for my performance. I also won a </w:t>
+      </w:r>
+      <w:proofErr w:type="spellStart"/>
+      <w:r>
+        <w:rPr>
+          <w:lang w:val="en-US"/>
+        </w:rPr>
+        <w:t>Rocketseat</w:t>
+      </w:r>
+      <w:proofErr w:type="spellEnd"/>
+      <w:r>
+        <w:rPr>
+          <w:lang w:val="en-US"/>
+        </w:rPr>
+        <w:t xml:space="preserve"> full scholarship in early 2022 and today I continue my studies </w:t>
+      </w:r>
+      <w:r>
+        <w:rPr>
+          <w:lang w:val="en-US"/>
+        </w:rPr>
+        <w:t>at the Digital Metropolis Institute</w:t>
+      </w:r>
+      <w:r>
+        <w:rPr>
+          <w:lang w:val="en-US"/>
+        </w:rPr>
+        <w:t xml:space="preserve"> (IMD) </w:t>
+      </w:r>
+      <w:r>
+        <w:rPr>
+          <w:lang w:val="en-US"/>
+        </w:rPr>
+        <w:t>of the</w:t>
+      </w:r>
+      <w:r>
+        <w:rPr>
+          <w:lang w:val="en-US"/>
+        </w:rPr>
+        <w:t xml:space="preserve"> Federal University of Rio Grande do Norte</w:t>
+      </w:r>
+      <w:r>
+        <w:rPr>
+          <w:lang w:val="en-US"/>
+        </w:rPr>
+        <w:t xml:space="preserve"> </w:t>
+      </w:r>
+      <w:r>
+        <w:rPr>
+          <w:lang w:val="en-US"/>
+        </w:rPr>
+        <w:t>(UFRN).</w:t>
       </w:r>
     </w:p>
     <w:p>
@@ -199,9 +248,11 @@
       <w:pPr>
         <w:pStyle w:val="Ttulo1"/>
       </w:pPr>
+      <w:proofErr w:type="spellStart"/>
       <w:r>
         <w:t>Education</w:t>
       </w:r>
+      <w:proofErr w:type="spellEnd"/>
     </w:p>
     <w:p>
       <w:pPr>
@@ -233,67 +284,137 @@
       <w:pPr>
         <w:pStyle w:val="Commarcadores"/>
       </w:pPr>
+      <w:proofErr w:type="spellStart"/>
       <w:r>
         <w:rPr>
           <w:lang w:bidi="pt-BR"/>
         </w:rPr>
-        <w:t>Main class: Internet Programming</w:t>
-      </w:r>
+        <w:t>Main</w:t>
+      </w:r>
+      <w:proofErr w:type="spellEnd"/>
+      <w:r>
+        <w:rPr>
+          <w:lang w:bidi="pt-BR"/>
+        </w:rPr>
+        <w:t xml:space="preserve"> </w:t>
+      </w:r>
+      <w:proofErr w:type="spellStart"/>
+      <w:r>
+        <w:rPr>
+          <w:lang w:bidi="pt-BR"/>
+        </w:rPr>
+        <w:t>class</w:t>
+      </w:r>
+      <w:proofErr w:type="spellEnd"/>
+      <w:r>
+        <w:rPr>
+          <w:lang w:bidi="pt-BR"/>
+        </w:rPr>
+        <w:t xml:space="preserve">: Internet </w:t>
+      </w:r>
+      <w:proofErr w:type="spellStart"/>
+      <w:r>
+        <w:rPr>
+          <w:lang w:bidi="pt-BR"/>
+        </w:rPr>
+        <w:t>Programming</w:t>
+      </w:r>
+      <w:proofErr w:type="spellEnd"/>
     </w:p>
     <w:p>
       <w:pPr>
         <w:pStyle w:val="Commarcadores"/>
       </w:pPr>
+      <w:proofErr w:type="spellStart"/>
       <w:r>
         <w:rPr>
           <w:lang w:bidi="pt-BR"/>
         </w:rPr>
         <w:t>Secondary</w:t>
       </w:r>
+      <w:proofErr w:type="spellEnd"/>
       <w:r>
         <w:rPr>
           <w:lang w:bidi="pt-BR"/>
         </w:rPr>
         <w:t xml:space="preserve"> </w:t>
       </w:r>
+      <w:proofErr w:type="spellStart"/>
       <w:r>
         <w:rPr>
           <w:lang w:bidi="pt-BR"/>
         </w:rPr>
         <w:t>class</w:t>
       </w:r>
+      <w:proofErr w:type="spellEnd"/>
       <w:r>
         <w:rPr>
           <w:lang w:bidi="pt-BR"/>
         </w:rPr>
         <w:t xml:space="preserve">: </w:t>
       </w:r>
-      <w:r>
-        <w:t>Object Oriented Programming</w:t>
-      </w:r>
+      <w:proofErr w:type="spellStart"/>
+      <w:r>
+        <w:t>Object</w:t>
+      </w:r>
+      <w:proofErr w:type="spellEnd"/>
+      <w:r>
+        <w:t xml:space="preserve"> </w:t>
+      </w:r>
+      <w:proofErr w:type="spellStart"/>
+      <w:r>
+        <w:t>Oriented</w:t>
+      </w:r>
+      <w:proofErr w:type="spellEnd"/>
+      <w:r>
+        <w:t xml:space="preserve"> </w:t>
+      </w:r>
+      <w:proofErr w:type="spellStart"/>
+      <w:r>
+        <w:t>Programming</w:t>
+      </w:r>
+      <w:proofErr w:type="spellEnd"/>
     </w:p>
     <w:p>
       <w:pPr>
         <w:pStyle w:val="Commarcadores"/>
       </w:pPr>
+      <w:proofErr w:type="spellStart"/>
       <w:r>
         <w:rPr>
           <w:lang w:bidi="pt-BR"/>
         </w:rPr>
-        <w:t>Related courses</w:t>
-      </w:r>
+        <w:t>Related</w:t>
+      </w:r>
+      <w:proofErr w:type="spellEnd"/>
       <w:r>
         <w:rPr>
           <w:lang w:bidi="pt-BR"/>
         </w:rPr>
+        <w:t xml:space="preserve"> </w:t>
+      </w:r>
+      <w:proofErr w:type="spellStart"/>
+      <w:r>
+        <w:rPr>
+          <w:lang w:bidi="pt-BR"/>
+        </w:rPr>
+        <w:t>courses</w:t>
+      </w:r>
+      <w:proofErr w:type="spellEnd"/>
+      <w:r>
+        <w:rPr>
+          <w:lang w:bidi="pt-BR"/>
+        </w:rPr>
         <w:t xml:space="preserve">: </w:t>
       </w:r>
+      <w:proofErr w:type="spellStart"/>
       <w:r>
         <w:t>C</w:t>
       </w:r>
       <w:r>
         <w:t>omputing</w:t>
       </w:r>
+      <w:proofErr w:type="spellEnd"/>
     </w:p>
     <w:p>
       <w:pPr>
@@ -370,8 +491,21 @@
         <w:pStyle w:val="Ttulo1"/>
       </w:pPr>
       <w:r>
-        <w:t>Skills and knowledge</w:t>
-      </w:r>
+        <w:t xml:space="preserve">Skills </w:t>
+      </w:r>
+      <w:proofErr w:type="spellStart"/>
+      <w:r>
+        <w:t>and</w:t>
+      </w:r>
+      <w:proofErr w:type="spellEnd"/>
+      <w:r>
+        <w:t xml:space="preserve"> </w:t>
+      </w:r>
+      <w:proofErr w:type="spellStart"/>
+      <w:r>
+        <w:t>knowledge</w:t>
+      </w:r>
+      <w:proofErr w:type="spellEnd"/>
     </w:p>
     <w:p>
       <w:pPr>
@@ -394,17 +528,51 @@
         </w:rPr>
         <w:t xml:space="preserve">I have been programming since 2018 and, since then, I have acquired a wide range of knowledge using technologies, languages, frameworks, and libraries such as: JavaScript, TypeScript, React.js, Next, </w:t>
       </w:r>
-      <w:r>
-        <w:rPr>
-          <w:lang w:val="en-US"/>
-        </w:rPr>
-        <w:t xml:space="preserve">Vite, </w:t>
-      </w:r>
-      <w:r>
-        <w:rPr>
-          <w:lang w:val="en-US"/>
-        </w:rPr>
-        <w:t>Nest, Node, Prisma, Figma, Docker, Storybook, Git, HTML, CSS, Sass, Tailwind, Stitches and others.</w:t>
+      <w:proofErr w:type="spellStart"/>
+      <w:r>
+        <w:rPr>
+          <w:lang w:val="en-US"/>
+        </w:rPr>
+        <w:t>Vite</w:t>
+      </w:r>
+      <w:proofErr w:type="spellEnd"/>
+      <w:r>
+        <w:rPr>
+          <w:lang w:val="en-US"/>
+        </w:rPr>
+        <w:t xml:space="preserve">, </w:t>
+      </w:r>
+      <w:r>
+        <w:rPr>
+          <w:lang w:val="en-US"/>
+        </w:rPr>
+        <w:t xml:space="preserve">Nest, Node, Prisma, Figma, </w:t>
+      </w:r>
+      <w:r>
+        <w:rPr>
+          <w:lang w:val="en-US"/>
+        </w:rPr>
+        <w:t xml:space="preserve">Jest, </w:t>
+      </w:r>
+      <w:r>
+        <w:rPr>
+          <w:lang w:val="en-US"/>
+        </w:rPr>
+        <w:t xml:space="preserve">Docker, Storybook, Git, HTML, CSS, Sass, Tailwind, </w:t>
+      </w:r>
+      <w:proofErr w:type="gramStart"/>
+      <w:r>
+        <w:rPr>
+          <w:lang w:val="en-US"/>
+        </w:rPr>
+        <w:t>Stitches</w:t>
+      </w:r>
+      <w:proofErr w:type="gramEnd"/>
+      <w:r>
+        <w:rPr>
+          <w:lang w:val="en-US"/>
+        </w:rPr>
+        <w:t xml:space="preserve"> and others.</w:t>
       </w:r>
     </w:p>
     <w:p>
@@ -426,7 +594,21 @@
         <w:rPr>
           <w:lang w:val="en-US"/>
         </w:rPr>
-        <w:t>I practice autodidactism. I read documentation, research new ways to solve a problem, and follow news within the area</w:t>
+        <w:t xml:space="preserve">I practice </w:t>
+      </w:r>
+      <w:proofErr w:type="spellStart"/>
+      <w:r>
+        <w:rPr>
+          <w:lang w:val="en-US"/>
+        </w:rPr>
+        <w:t>autodidactism</w:t>
+      </w:r>
+      <w:proofErr w:type="spellEnd"/>
+      <w:r>
+        <w:rPr>
+          <w:lang w:val="en-US"/>
+        </w:rPr>
+        <w:t>. I read documentation, research new ways to solve a problem, and follow news within the area</w:t>
       </w:r>
       <w:r>
         <w:rPr>
@@ -453,9 +635,43 @@
         </w:rPr>
         <w:t xml:space="preserve">I know several technical terms used in the area and I have developed a lot of reading and writing in English, but I am not fluent. </w:t>
       </w:r>
-      <w:r>
-        <w:t>My mother tongue is Portuguese</w:t>
-      </w:r>
+      <w:proofErr w:type="spellStart"/>
+      <w:r>
+        <w:t>My</w:t>
+      </w:r>
+      <w:proofErr w:type="spellEnd"/>
+      <w:r>
+        <w:t xml:space="preserve"> </w:t>
+      </w:r>
+      <w:proofErr w:type="spellStart"/>
+      <w:r>
+        <w:t>mother</w:t>
+      </w:r>
+      <w:proofErr w:type="spellEnd"/>
+      <w:r>
+        <w:t xml:space="preserve"> </w:t>
+      </w:r>
+      <w:proofErr w:type="spellStart"/>
+      <w:r>
+        <w:t>tongue</w:t>
+      </w:r>
+      <w:proofErr w:type="spellEnd"/>
+      <w:r>
+        <w:t xml:space="preserve"> </w:t>
+      </w:r>
+      <w:proofErr w:type="spellStart"/>
+      <w:r>
+        <w:t>is</w:t>
+      </w:r>
+      <w:proofErr w:type="spellEnd"/>
+      <w:r>
+        <w:t xml:space="preserve"> </w:t>
+      </w:r>
+      <w:proofErr w:type="spellStart"/>
+      <w:r>
+        <w:t>Portuguese</w:t>
+      </w:r>
+      <w:proofErr w:type="spellEnd"/>
       <w:r>
         <w:t>.</w:t>
       </w:r>
@@ -493,6 +709,7 @@
         <w:pStyle w:val="Ttulo2"/>
       </w:pPr>
       <w:r>
+        <w:lastRenderedPageBreak/>
         <w:t>continuous integration and delivery</w:t>
       </w:r>
     </w:p>
@@ -521,7 +738,6 @@
         <w:pStyle w:val="Ttulo1"/>
       </w:pPr>
       <w:r>
-        <w:lastRenderedPageBreak/>
         <w:t>Experience</w:t>
       </w:r>
     </w:p>

--- a/public/resume.docx
+++ b/public/resume.docx
@@ -5,118 +5,1298 @@
     <w:p>
       <w:pPr>
         <w:pStyle w:val="Ttulo"/>
-      </w:pPr>
-      <w:r>
-        <w:t>Lucas Marcel Silva de Brito</w:t>
-      </w:r>
-      <w:r>
-        <w:tab/>
+        <w:spacing w:before="100" w:beforeAutospacing="1"/>
+        <w:ind w:right="-444"/>
+        <w:outlineLvl w:val="0"/>
+        <w:rPr>
+          <w:sz w:val="52"/>
+          <w:szCs w:val="24"/>
+        </w:rPr>
+      </w:pPr>
+      <w:r>
+        <w:rPr>
+          <w:sz w:val="52"/>
+          <w:szCs w:val="24"/>
+        </w:rPr>
+        <w:t>Lucas Marcel</w:t>
       </w:r>
     </w:p>
     <w:p>
-      <w:proofErr w:type="spellStart"/>
-      <w:r>
-        <w:t>Address</w:t>
-      </w:r>
-      <w:proofErr w:type="spellEnd"/>
-      <w:r>
+      <w:pPr>
+        <w:pStyle w:val="Ttulo"/>
+        <w:ind w:right="-444"/>
+        <w:outlineLvl w:val="9"/>
+        <w:rPr>
+          <w:b w:val="0"/>
+          <w:bCs/>
+          <w:i/>
+          <w:iCs/>
+          <w:sz w:val="32"/>
+          <w:szCs w:val="14"/>
+        </w:rPr>
+      </w:pPr>
+      <w:r>
+        <w:rPr>
+          <w:b w:val="0"/>
+          <w:bCs/>
+          <w:i/>
+          <w:iCs/>
+          <w:sz w:val="32"/>
+          <w:szCs w:val="14"/>
+        </w:rPr>
+        <w:t>FRONTEND</w:t>
+      </w:r>
+      <w:r>
+        <w:rPr>
+          <w:b w:val="0"/>
+          <w:bCs/>
+          <w:i/>
+          <w:iCs/>
+          <w:sz w:val="32"/>
+          <w:szCs w:val="14"/>
+        </w:rPr>
+        <w:t xml:space="preserve"> DEVELOPER</w:t>
+      </w:r>
+    </w:p>
+    <w:p>
+      <w:pPr>
+        <w:ind w:right="-444"/>
+        <w:rPr>
+          <w:sz w:val="24"/>
+          <w:szCs w:val="24"/>
+        </w:rPr>
+      </w:pPr>
+      <w:proofErr w:type="spellStart"/>
+      <w:r>
+        <w:rPr>
+          <w:sz w:val="24"/>
+          <w:szCs w:val="24"/>
+        </w:rPr>
+        <w:t>I've</w:t>
+      </w:r>
+      <w:proofErr w:type="spellEnd"/>
+      <w:r>
+        <w:rPr>
+          <w:sz w:val="24"/>
+          <w:szCs w:val="24"/>
+        </w:rPr>
+        <w:t xml:space="preserve"> </w:t>
+      </w:r>
+      <w:proofErr w:type="spellStart"/>
+      <w:r>
+        <w:rPr>
+          <w:sz w:val="24"/>
+          <w:szCs w:val="24"/>
+        </w:rPr>
+        <w:t>been</w:t>
+      </w:r>
+      <w:proofErr w:type="spellEnd"/>
+      <w:r>
+        <w:rPr>
+          <w:sz w:val="24"/>
+          <w:szCs w:val="24"/>
+        </w:rPr>
+        <w:t xml:space="preserve"> </w:t>
+      </w:r>
+      <w:proofErr w:type="spellStart"/>
+      <w:r>
+        <w:rPr>
+          <w:sz w:val="24"/>
+          <w:szCs w:val="24"/>
+        </w:rPr>
+        <w:t>programming</w:t>
+      </w:r>
+      <w:proofErr w:type="spellEnd"/>
+      <w:r>
+        <w:rPr>
+          <w:sz w:val="24"/>
+          <w:szCs w:val="24"/>
+        </w:rPr>
+        <w:t xml:space="preserve"> </w:t>
+      </w:r>
+      <w:proofErr w:type="spellStart"/>
+      <w:r>
+        <w:rPr>
+          <w:sz w:val="24"/>
+          <w:szCs w:val="24"/>
+        </w:rPr>
+        <w:t>since</w:t>
+      </w:r>
+      <w:proofErr w:type="spellEnd"/>
+      <w:r>
+        <w:rPr>
+          <w:sz w:val="24"/>
+          <w:szCs w:val="24"/>
+        </w:rPr>
+        <w:t xml:space="preserve"> 2018, </w:t>
+      </w:r>
+      <w:proofErr w:type="spellStart"/>
+      <w:r>
+        <w:rPr>
+          <w:sz w:val="24"/>
+          <w:szCs w:val="24"/>
+        </w:rPr>
+        <w:t>focusing</w:t>
+      </w:r>
+      <w:proofErr w:type="spellEnd"/>
+      <w:r>
+        <w:rPr>
+          <w:sz w:val="24"/>
+          <w:szCs w:val="24"/>
+        </w:rPr>
+        <w:t xml:space="preserve"> </w:t>
+      </w:r>
+      <w:proofErr w:type="spellStart"/>
+      <w:r>
+        <w:rPr>
+          <w:sz w:val="24"/>
+          <w:szCs w:val="24"/>
+        </w:rPr>
+        <w:t>on</w:t>
+      </w:r>
+      <w:proofErr w:type="spellEnd"/>
+      <w:r>
+        <w:rPr>
+          <w:sz w:val="24"/>
+          <w:szCs w:val="24"/>
+        </w:rPr>
+        <w:t xml:space="preserve"> Web </w:t>
+      </w:r>
+      <w:proofErr w:type="spellStart"/>
+      <w:r>
+        <w:rPr>
+          <w:sz w:val="24"/>
+          <w:szCs w:val="24"/>
+        </w:rPr>
+        <w:t>development</w:t>
+      </w:r>
+      <w:proofErr w:type="spellEnd"/>
+      <w:r>
+        <w:rPr>
+          <w:sz w:val="24"/>
+          <w:szCs w:val="24"/>
+        </w:rPr>
+        <w:t>.</w:t>
+      </w:r>
+      <w:r>
+        <w:rPr>
+          <w:sz w:val="24"/>
+          <w:szCs w:val="24"/>
+        </w:rPr>
+        <w:t xml:space="preserve"> </w:t>
+      </w:r>
+      <w:r>
+        <w:rPr>
+          <w:sz w:val="24"/>
+          <w:szCs w:val="24"/>
+        </w:rPr>
+        <w:t xml:space="preserve">I </w:t>
+      </w:r>
+      <w:proofErr w:type="spellStart"/>
+      <w:r>
+        <w:rPr>
+          <w:sz w:val="24"/>
+          <w:szCs w:val="24"/>
+        </w:rPr>
+        <w:t>had</w:t>
+      </w:r>
+      <w:proofErr w:type="spellEnd"/>
+      <w:r>
+        <w:rPr>
+          <w:sz w:val="24"/>
+          <w:szCs w:val="24"/>
+        </w:rPr>
+        <w:t xml:space="preserve"> </w:t>
+      </w:r>
+      <w:proofErr w:type="spellStart"/>
+      <w:r>
+        <w:rPr>
+          <w:sz w:val="24"/>
+          <w:szCs w:val="24"/>
+        </w:rPr>
+        <w:t>an</w:t>
+      </w:r>
+      <w:proofErr w:type="spellEnd"/>
+      <w:r>
+        <w:rPr>
+          <w:sz w:val="24"/>
+          <w:szCs w:val="24"/>
+        </w:rPr>
+        <w:t xml:space="preserve"> </w:t>
+      </w:r>
+      <w:proofErr w:type="spellStart"/>
+      <w:r>
+        <w:rPr>
+          <w:sz w:val="24"/>
+          <w:szCs w:val="24"/>
+        </w:rPr>
+        <w:t>article</w:t>
+      </w:r>
+      <w:proofErr w:type="spellEnd"/>
+      <w:r>
+        <w:rPr>
+          <w:sz w:val="24"/>
+          <w:szCs w:val="24"/>
+        </w:rPr>
+        <w:t xml:space="preserve"> </w:t>
+      </w:r>
+      <w:proofErr w:type="spellStart"/>
+      <w:r>
+        <w:rPr>
+          <w:sz w:val="24"/>
+          <w:szCs w:val="24"/>
+        </w:rPr>
+        <w:t>published</w:t>
+      </w:r>
+      <w:proofErr w:type="spellEnd"/>
+      <w:r>
+        <w:rPr>
+          <w:sz w:val="24"/>
+          <w:szCs w:val="24"/>
+        </w:rPr>
+        <w:t xml:space="preserve"> in </w:t>
+      </w:r>
+      <w:proofErr w:type="spellStart"/>
+      <w:r>
+        <w:rPr>
+          <w:sz w:val="24"/>
+          <w:szCs w:val="24"/>
+        </w:rPr>
+        <w:t>the</w:t>
+      </w:r>
+      <w:proofErr w:type="spellEnd"/>
+      <w:r>
+        <w:rPr>
+          <w:sz w:val="24"/>
+          <w:szCs w:val="24"/>
+        </w:rPr>
+        <w:t xml:space="preserve"> </w:t>
+      </w:r>
+      <w:proofErr w:type="spellStart"/>
+      <w:r>
+        <w:rPr>
+          <w:sz w:val="24"/>
+          <w:szCs w:val="24"/>
+        </w:rPr>
+        <w:t>Brazilian</w:t>
+      </w:r>
+      <w:proofErr w:type="spellEnd"/>
+      <w:r>
+        <w:rPr>
+          <w:sz w:val="24"/>
+          <w:szCs w:val="24"/>
+        </w:rPr>
+        <w:t xml:space="preserve"> </w:t>
+      </w:r>
+      <w:proofErr w:type="spellStart"/>
+      <w:r>
+        <w:rPr>
+          <w:sz w:val="24"/>
+          <w:szCs w:val="24"/>
+        </w:rPr>
+        <w:t>Symposium</w:t>
+      </w:r>
+      <w:proofErr w:type="spellEnd"/>
+      <w:r>
+        <w:rPr>
+          <w:sz w:val="24"/>
+          <w:szCs w:val="24"/>
+        </w:rPr>
+        <w:t xml:space="preserve"> </w:t>
+      </w:r>
+      <w:proofErr w:type="spellStart"/>
+      <w:r>
+        <w:rPr>
+          <w:sz w:val="24"/>
+          <w:szCs w:val="24"/>
+        </w:rPr>
+        <w:t>on</w:t>
+      </w:r>
+      <w:proofErr w:type="spellEnd"/>
+      <w:r>
+        <w:rPr>
+          <w:sz w:val="24"/>
+          <w:szCs w:val="24"/>
+        </w:rPr>
+        <w:t xml:space="preserve"> </w:t>
+      </w:r>
+      <w:proofErr w:type="spellStart"/>
+      <w:r>
+        <w:rPr>
+          <w:sz w:val="24"/>
+          <w:szCs w:val="24"/>
+        </w:rPr>
+        <w:t>Informatics</w:t>
+      </w:r>
+      <w:proofErr w:type="spellEnd"/>
+      <w:r>
+        <w:rPr>
+          <w:sz w:val="24"/>
+          <w:szCs w:val="24"/>
+        </w:rPr>
+        <w:t xml:space="preserve"> in </w:t>
+      </w:r>
+      <w:proofErr w:type="spellStart"/>
+      <w:r>
+        <w:rPr>
+          <w:sz w:val="24"/>
+          <w:szCs w:val="24"/>
+        </w:rPr>
+        <w:t>Education</w:t>
+      </w:r>
+      <w:proofErr w:type="spellEnd"/>
+      <w:r>
+        <w:rPr>
+          <w:sz w:val="24"/>
+          <w:szCs w:val="24"/>
+        </w:rPr>
+        <w:t xml:space="preserve">, I </w:t>
+      </w:r>
+      <w:proofErr w:type="spellStart"/>
+      <w:r>
+        <w:rPr>
+          <w:sz w:val="24"/>
+          <w:szCs w:val="24"/>
+        </w:rPr>
+        <w:t>completed</w:t>
+      </w:r>
+      <w:proofErr w:type="spellEnd"/>
+      <w:r>
+        <w:rPr>
+          <w:sz w:val="24"/>
+          <w:szCs w:val="24"/>
+        </w:rPr>
+        <w:t xml:space="preserve"> </w:t>
+      </w:r>
+      <w:proofErr w:type="spellStart"/>
+      <w:r>
+        <w:rPr>
+          <w:sz w:val="24"/>
+          <w:szCs w:val="24"/>
+        </w:rPr>
+        <w:t>the</w:t>
+      </w:r>
+      <w:proofErr w:type="spellEnd"/>
+      <w:r>
+        <w:rPr>
+          <w:sz w:val="24"/>
+          <w:szCs w:val="24"/>
+        </w:rPr>
+        <w:t xml:space="preserve"> Ignite </w:t>
+      </w:r>
+      <w:proofErr w:type="spellStart"/>
+      <w:r>
+        <w:rPr>
+          <w:sz w:val="24"/>
+          <w:szCs w:val="24"/>
+        </w:rPr>
+        <w:t>course</w:t>
+      </w:r>
+      <w:proofErr w:type="spellEnd"/>
+      <w:r>
+        <w:rPr>
+          <w:sz w:val="24"/>
+          <w:szCs w:val="24"/>
+        </w:rPr>
+        <w:t xml:space="preserve"> </w:t>
+      </w:r>
+      <w:proofErr w:type="spellStart"/>
+      <w:r>
+        <w:rPr>
+          <w:sz w:val="24"/>
+          <w:szCs w:val="24"/>
+        </w:rPr>
+        <w:t>at</w:t>
+      </w:r>
+      <w:proofErr w:type="spellEnd"/>
+      <w:r>
+        <w:rPr>
+          <w:sz w:val="24"/>
+          <w:szCs w:val="24"/>
+        </w:rPr>
+        <w:t xml:space="preserve"> Rocketseat </w:t>
+      </w:r>
+      <w:proofErr w:type="spellStart"/>
+      <w:r>
+        <w:rPr>
+          <w:sz w:val="24"/>
+          <w:szCs w:val="24"/>
+        </w:rPr>
+        <w:t>and</w:t>
+      </w:r>
+      <w:proofErr w:type="spellEnd"/>
+      <w:r>
+        <w:rPr>
+          <w:sz w:val="24"/>
+          <w:szCs w:val="24"/>
+        </w:rPr>
+        <w:t xml:space="preserve"> I </w:t>
+      </w:r>
+      <w:proofErr w:type="spellStart"/>
+      <w:r>
+        <w:rPr>
+          <w:sz w:val="24"/>
+          <w:szCs w:val="24"/>
+        </w:rPr>
+        <w:t>am</w:t>
+      </w:r>
+      <w:proofErr w:type="spellEnd"/>
+      <w:r>
+        <w:rPr>
+          <w:sz w:val="24"/>
+          <w:szCs w:val="24"/>
+        </w:rPr>
+        <w:t xml:space="preserve"> </w:t>
+      </w:r>
+      <w:proofErr w:type="spellStart"/>
+      <w:r>
+        <w:rPr>
+          <w:sz w:val="24"/>
+          <w:szCs w:val="24"/>
+        </w:rPr>
+        <w:t>currently</w:t>
+      </w:r>
+      <w:proofErr w:type="spellEnd"/>
+      <w:r>
+        <w:rPr>
+          <w:sz w:val="24"/>
+          <w:szCs w:val="24"/>
+        </w:rPr>
+        <w:t xml:space="preserve"> </w:t>
+      </w:r>
+      <w:proofErr w:type="spellStart"/>
+      <w:r>
+        <w:rPr>
+          <w:sz w:val="24"/>
+          <w:szCs w:val="24"/>
+        </w:rPr>
+        <w:t>studying</w:t>
+      </w:r>
+      <w:proofErr w:type="spellEnd"/>
+      <w:r>
+        <w:rPr>
+          <w:sz w:val="24"/>
+          <w:szCs w:val="24"/>
+        </w:rPr>
+        <w:t xml:space="preserve"> </w:t>
+      </w:r>
+      <w:proofErr w:type="spellStart"/>
+      <w:r>
+        <w:rPr>
+          <w:sz w:val="24"/>
+          <w:szCs w:val="24"/>
+        </w:rPr>
+        <w:t>at</w:t>
+      </w:r>
+      <w:proofErr w:type="spellEnd"/>
+      <w:r>
+        <w:rPr>
+          <w:sz w:val="24"/>
+          <w:szCs w:val="24"/>
+        </w:rPr>
+        <w:t xml:space="preserve"> </w:t>
+      </w:r>
+      <w:proofErr w:type="spellStart"/>
+      <w:r>
+        <w:rPr>
+          <w:sz w:val="24"/>
+          <w:szCs w:val="24"/>
+        </w:rPr>
+        <w:t>the</w:t>
+      </w:r>
+      <w:proofErr w:type="spellEnd"/>
+      <w:r>
+        <w:rPr>
+          <w:sz w:val="24"/>
+          <w:szCs w:val="24"/>
+        </w:rPr>
+        <w:t xml:space="preserve"> Federal </w:t>
+      </w:r>
+      <w:proofErr w:type="spellStart"/>
+      <w:r>
+        <w:rPr>
+          <w:sz w:val="24"/>
+          <w:szCs w:val="24"/>
+        </w:rPr>
+        <w:t>University</w:t>
+      </w:r>
+      <w:proofErr w:type="spellEnd"/>
+      <w:r>
+        <w:rPr>
+          <w:sz w:val="24"/>
+          <w:szCs w:val="24"/>
+        </w:rPr>
+        <w:t xml:space="preserve"> </w:t>
+      </w:r>
+      <w:proofErr w:type="spellStart"/>
+      <w:r>
+        <w:rPr>
+          <w:sz w:val="24"/>
+          <w:szCs w:val="24"/>
+        </w:rPr>
+        <w:t>of</w:t>
+      </w:r>
+      <w:proofErr w:type="spellEnd"/>
+      <w:r>
+        <w:rPr>
+          <w:sz w:val="24"/>
+          <w:szCs w:val="24"/>
+        </w:rPr>
+        <w:t xml:space="preserve"> Rio Grande do Norte (UFRN). I </w:t>
+      </w:r>
+      <w:proofErr w:type="spellStart"/>
+      <w:r>
+        <w:rPr>
+          <w:sz w:val="24"/>
+          <w:szCs w:val="24"/>
+        </w:rPr>
+        <w:t>specialize</w:t>
+      </w:r>
+      <w:proofErr w:type="spellEnd"/>
+      <w:r>
+        <w:rPr>
+          <w:sz w:val="24"/>
+          <w:szCs w:val="24"/>
+        </w:rPr>
+        <w:t xml:space="preserve"> in </w:t>
+      </w:r>
+      <w:r>
+        <w:rPr>
+          <w:b/>
+          <w:bCs/>
+          <w:sz w:val="24"/>
+          <w:szCs w:val="24"/>
+        </w:rPr>
+        <w:t xml:space="preserve">ReactJS, Node, Next, JavaScript </w:t>
+      </w:r>
+      <w:proofErr w:type="spellStart"/>
+      <w:r>
+        <w:rPr>
+          <w:sz w:val="24"/>
+          <w:szCs w:val="24"/>
+        </w:rPr>
+        <w:t>and</w:t>
+      </w:r>
+      <w:proofErr w:type="spellEnd"/>
+      <w:r>
+        <w:rPr>
+          <w:b/>
+          <w:bCs/>
+          <w:sz w:val="24"/>
+          <w:szCs w:val="24"/>
+        </w:rPr>
+        <w:t xml:space="preserve"> TypeScript.</w:t>
+      </w:r>
+    </w:p>
+    <w:p>
+      <w:pPr>
+        <w:pStyle w:val="Ttulo1"/>
+        <w:ind w:right="-444"/>
+        <w:rPr>
+          <w:rFonts w:ascii="Roboto" w:hAnsi="Roboto"/>
+          <w:sz w:val="24"/>
+          <w:szCs w:val="24"/>
+        </w:rPr>
+      </w:pPr>
+      <w:r>
+        <w:rPr>
+          <w:rFonts w:ascii="Roboto" w:hAnsi="Roboto"/>
+          <w:sz w:val="24"/>
+          <w:szCs w:val="24"/>
+        </w:rPr>
+        <w:t>EXPERIENCE</w:t>
+      </w:r>
+    </w:p>
+    <w:p>
+      <w:pPr>
+        <w:pStyle w:val="Ttulo2"/>
+        <w:ind w:right="-444"/>
+        <w:rPr>
+          <w:sz w:val="22"/>
+          <w:szCs w:val="24"/>
+        </w:rPr>
+      </w:pPr>
+      <w:r>
+        <w:rPr>
+          <w:sz w:val="22"/>
+          <w:szCs w:val="24"/>
+        </w:rPr>
+        <w:t>PROJECT</w:t>
+      </w:r>
+      <w:r>
+        <w:rPr>
+          <w:sz w:val="22"/>
+          <w:szCs w:val="24"/>
+        </w:rPr>
         <w:t xml:space="preserve">: </w:t>
       </w:r>
       <w:r>
-        <w:t>Rua das Orquídeas, Capim Macio - Mirassol, Natal/RN</w:t>
-      </w:r>
-      <w:r>
-        <w:t>, 59078-170</w:t>
-      </w:r>
-      <w:r>
-        <w:br/>
-        <w:t xml:space="preserve">Links: </w:t>
+        <w:rPr>
+          <w:sz w:val="22"/>
+          <w:szCs w:val="24"/>
+        </w:rPr>
+        <w:t>HIGHLIGHT (</w:t>
+      </w:r>
+      <w:proofErr w:type="spellStart"/>
+      <w:r>
+        <w:fldChar w:fldCharType="begin"/>
+      </w:r>
+      <w:r>
+        <w:instrText>HYPERLINK "https://core.l-marcel.vercel.app/?path=/story/highlight-examples--editable-with-plugin"</w:instrText>
+      </w:r>
+      <w:r>
+        <w:fldChar w:fldCharType="separate"/>
+      </w:r>
+      <w:r>
+        <w:rPr>
+          <w:rStyle w:val="Hyperlink"/>
+          <w:caps w:val="0"/>
+          <w:sz w:val="22"/>
+          <w:szCs w:val="24"/>
+        </w:rPr>
+        <w:t>demonstration</w:t>
+      </w:r>
+      <w:proofErr w:type="spellEnd"/>
+      <w:r>
+        <w:rPr>
+          <w:rStyle w:val="Hyperlink"/>
+          <w:caps w:val="0"/>
+          <w:sz w:val="22"/>
+          <w:szCs w:val="24"/>
+        </w:rPr>
+        <w:fldChar w:fldCharType="end"/>
+      </w:r>
+      <w:r>
+        <w:rPr>
+          <w:sz w:val="22"/>
+          <w:szCs w:val="24"/>
+        </w:rPr>
+        <w:t>)</w:t>
+      </w:r>
+    </w:p>
+    <w:p>
+      <w:pPr>
+        <w:pStyle w:val="Commarcadores"/>
+        <w:ind w:right="-444"/>
+      </w:pPr>
+      <w:r>
+        <w:t xml:space="preserve">A tool </w:t>
+      </w:r>
+      <w:proofErr w:type="spellStart"/>
+      <w:r>
+        <w:t>to</w:t>
+      </w:r>
+      <w:proofErr w:type="spellEnd"/>
+      <w:r>
+        <w:t xml:space="preserve"> </w:t>
+      </w:r>
+      <w:proofErr w:type="spellStart"/>
+      <w:r>
+        <w:t>generate</w:t>
+      </w:r>
+      <w:proofErr w:type="spellEnd"/>
+      <w:r>
+        <w:t xml:space="preserve"> </w:t>
+      </w:r>
+      <w:proofErr w:type="spellStart"/>
+      <w:r>
+        <w:t>text</w:t>
+      </w:r>
+      <w:proofErr w:type="spellEnd"/>
+      <w:r>
+        <w:t xml:space="preserve"> boxes </w:t>
+      </w:r>
+      <w:proofErr w:type="spellStart"/>
+      <w:r>
+        <w:t>that</w:t>
+      </w:r>
+      <w:proofErr w:type="spellEnd"/>
+      <w:r>
+        <w:t xml:space="preserve"> </w:t>
+      </w:r>
+      <w:proofErr w:type="spellStart"/>
+      <w:r>
+        <w:t>simulate</w:t>
+      </w:r>
+      <w:proofErr w:type="spellEnd"/>
+      <w:r>
+        <w:t xml:space="preserve"> </w:t>
+      </w:r>
+      <w:proofErr w:type="spellStart"/>
+      <w:r>
+        <w:t>text</w:t>
+      </w:r>
+      <w:proofErr w:type="spellEnd"/>
+      <w:r>
+        <w:t xml:space="preserve"> </w:t>
+      </w:r>
+      <w:proofErr w:type="spellStart"/>
+      <w:r>
+        <w:t>editors</w:t>
+      </w:r>
+      <w:proofErr w:type="spellEnd"/>
+      <w:r>
+        <w:t xml:space="preserve">. </w:t>
+      </w:r>
+      <w:proofErr w:type="spellStart"/>
+      <w:r>
+        <w:t>With</w:t>
+      </w:r>
+      <w:proofErr w:type="spellEnd"/>
+      <w:r>
+        <w:t xml:space="preserve"> </w:t>
+      </w:r>
+      <w:proofErr w:type="spellStart"/>
+      <w:r>
+        <w:t>accessibility</w:t>
+      </w:r>
+      <w:proofErr w:type="spellEnd"/>
+      <w:r>
+        <w:t xml:space="preserve">, </w:t>
+      </w:r>
+      <w:proofErr w:type="spellStart"/>
+      <w:r>
+        <w:t>several</w:t>
+      </w:r>
+      <w:proofErr w:type="spellEnd"/>
+      <w:r>
+        <w:t xml:space="preserve"> </w:t>
+      </w:r>
+      <w:proofErr w:type="spellStart"/>
+      <w:r>
+        <w:t>customizable</w:t>
+      </w:r>
+      <w:proofErr w:type="spellEnd"/>
+      <w:r>
+        <w:t xml:space="preserve"> </w:t>
+      </w:r>
+      <w:proofErr w:type="spellStart"/>
+      <w:r>
+        <w:t>themes</w:t>
+      </w:r>
+      <w:proofErr w:type="spellEnd"/>
+      <w:r>
+        <w:t xml:space="preserve">, </w:t>
+      </w:r>
+      <w:proofErr w:type="spellStart"/>
+      <w:r>
+        <w:t>support</w:t>
+      </w:r>
+      <w:proofErr w:type="spellEnd"/>
+      <w:r>
+        <w:t xml:space="preserve"> for plugins </w:t>
+      </w:r>
+      <w:proofErr w:type="spellStart"/>
+      <w:r>
+        <w:t>and</w:t>
+      </w:r>
+      <w:proofErr w:type="spellEnd"/>
+      <w:r>
+        <w:t xml:space="preserve"> </w:t>
+      </w:r>
+      <w:proofErr w:type="spellStart"/>
+      <w:r>
+        <w:t>integration</w:t>
+      </w:r>
+      <w:proofErr w:type="spellEnd"/>
+      <w:r>
+        <w:t xml:space="preserve"> for </w:t>
+      </w:r>
+      <w:proofErr w:type="spellStart"/>
+      <w:r>
+        <w:t>several</w:t>
+      </w:r>
+      <w:proofErr w:type="spellEnd"/>
+      <w:r>
+        <w:t xml:space="preserve"> </w:t>
+      </w:r>
+      <w:proofErr w:type="spellStart"/>
+      <w:r>
+        <w:t>programming</w:t>
+      </w:r>
+      <w:proofErr w:type="spellEnd"/>
+      <w:r>
+        <w:t xml:space="preserve"> </w:t>
+      </w:r>
+      <w:proofErr w:type="spellStart"/>
+      <w:r>
+        <w:t>languages</w:t>
+      </w:r>
+      <w:proofErr w:type="spellEnd"/>
+      <w:r>
+        <w:t>;</w:t>
+      </w:r>
+    </w:p>
+    <w:p>
+      <w:pPr>
+        <w:pStyle w:val="Commarcadores"/>
+        <w:ind w:right="-444"/>
+      </w:pPr>
+      <w:r>
+        <w:rPr>
+          <w:b/>
+          <w:bCs/>
+        </w:rPr>
+        <w:t>Technologies</w:t>
+      </w:r>
+      <w:r>
+        <w:t>: ReactJS,</w:t>
+      </w:r>
+      <w:r>
+        <w:t xml:space="preserve"> </w:t>
+      </w:r>
+      <w:r>
+        <w:t>JavaScript, TypeScript,</w:t>
+      </w:r>
+      <w:r>
+        <w:t xml:space="preserve"> </w:t>
+      </w:r>
+      <w:r>
+        <w:t>Tailwind</w:t>
+      </w:r>
+      <w:r>
+        <w:t xml:space="preserve"> </w:t>
+      </w:r>
+      <w:proofErr w:type="spellStart"/>
+      <w:r>
+        <w:t>and</w:t>
+      </w:r>
+      <w:proofErr w:type="spellEnd"/>
+      <w:r>
+        <w:t xml:space="preserve"> PrismJS.</w:t>
+      </w:r>
+    </w:p>
+    <w:p>
+      <w:pPr>
+        <w:pStyle w:val="Ttulo2"/>
+        <w:ind w:right="-444"/>
+        <w:rPr>
+          <w:sz w:val="22"/>
+          <w:szCs w:val="24"/>
+        </w:rPr>
+      </w:pPr>
+      <w:r>
+        <w:rPr>
+          <w:sz w:val="22"/>
+          <w:szCs w:val="24"/>
+        </w:rPr>
+        <w:t xml:space="preserve">PROJETO: </w:t>
+      </w:r>
+      <w:r>
+        <w:rPr>
+          <w:sz w:val="22"/>
+          <w:szCs w:val="24"/>
+        </w:rPr>
+        <w:t>TAIL</w:t>
+      </w:r>
+      <w:r>
+        <w:rPr>
+          <w:sz w:val="22"/>
+          <w:szCs w:val="24"/>
+        </w:rPr>
+        <w:t>WIND FAC</w:t>
+      </w:r>
+      <w:r>
+        <w:rPr>
+          <w:sz w:val="22"/>
+          <w:szCs w:val="24"/>
+        </w:rPr>
+        <w:t>TORY</w:t>
+      </w:r>
+      <w:r>
+        <w:rPr>
+          <w:sz w:val="22"/>
+          <w:szCs w:val="24"/>
+        </w:rPr>
+        <w:t xml:space="preserve"> (</w:t>
       </w:r>
       <w:hyperlink r:id="rId8" w:history="1">
         <w:r>
           <w:rPr>
             <w:rStyle w:val="Hyperlink"/>
+            <w:caps w:val="0"/>
+            <w:sz w:val="22"/>
+            <w:szCs w:val="24"/>
           </w:rPr>
-          <w:t>LinkedIn</w:t>
+          <w:t>documentação</w:t>
         </w:r>
       </w:hyperlink>
       <w:r>
-        <w:t xml:space="preserve"> | </w:t>
+        <w:rPr>
+          <w:sz w:val="22"/>
+          <w:szCs w:val="24"/>
+        </w:rPr>
+        <w:t>)</w:t>
+      </w:r>
+    </w:p>
+    <w:p>
+      <w:pPr>
+        <w:pStyle w:val="Commarcadores"/>
+        <w:ind w:right="-444"/>
+      </w:pPr>
+      <w:r>
+        <w:t xml:space="preserve">A CSS in JS </w:t>
+      </w:r>
+      <w:proofErr w:type="spellStart"/>
+      <w:r>
+        <w:t>library</w:t>
+      </w:r>
+      <w:proofErr w:type="spellEnd"/>
+      <w:r>
+        <w:t xml:space="preserve"> </w:t>
+      </w:r>
+      <w:proofErr w:type="spellStart"/>
+      <w:r>
+        <w:t>to</w:t>
+      </w:r>
+      <w:proofErr w:type="spellEnd"/>
+      <w:r>
+        <w:t xml:space="preserve"> </w:t>
+      </w:r>
+      <w:proofErr w:type="spellStart"/>
+      <w:r>
+        <w:t>create</w:t>
+      </w:r>
+      <w:proofErr w:type="spellEnd"/>
+      <w:r>
+        <w:t xml:space="preserve"> </w:t>
+      </w:r>
+      <w:proofErr w:type="spellStart"/>
+      <w:r>
+        <w:t>styled</w:t>
+      </w:r>
+      <w:proofErr w:type="spellEnd"/>
+      <w:r>
+        <w:t xml:space="preserve"> </w:t>
+      </w:r>
+      <w:proofErr w:type="spellStart"/>
+      <w:r>
+        <w:t>components</w:t>
+      </w:r>
+      <w:proofErr w:type="spellEnd"/>
+      <w:r>
+        <w:t xml:space="preserve"> </w:t>
+      </w:r>
+      <w:proofErr w:type="spellStart"/>
+      <w:r>
+        <w:t>using</w:t>
+      </w:r>
+      <w:proofErr w:type="spellEnd"/>
+      <w:r>
+        <w:t xml:space="preserve"> classes </w:t>
+      </w:r>
+      <w:proofErr w:type="spellStart"/>
+      <w:r>
+        <w:t>from</w:t>
+      </w:r>
+      <w:proofErr w:type="spellEnd"/>
+      <w:r>
+        <w:t xml:space="preserve"> Tailwind </w:t>
+      </w:r>
+      <w:proofErr w:type="spellStart"/>
+      <w:r>
+        <w:t>and</w:t>
+      </w:r>
+      <w:proofErr w:type="spellEnd"/>
+      <w:r>
+        <w:t xml:space="preserve"> </w:t>
+      </w:r>
+      <w:proofErr w:type="spellStart"/>
+      <w:r>
+        <w:t>variants</w:t>
+      </w:r>
+      <w:proofErr w:type="spellEnd"/>
+      <w:r>
+        <w:t xml:space="preserve"> like in </w:t>
+      </w:r>
+      <w:proofErr w:type="spellStart"/>
+      <w:r>
+        <w:t>Stitches</w:t>
+      </w:r>
+      <w:proofErr w:type="spellEnd"/>
+      <w:r>
+        <w:t xml:space="preserve">. The tool </w:t>
+      </w:r>
+      <w:proofErr w:type="spellStart"/>
+      <w:r>
+        <w:t>is</w:t>
+      </w:r>
+      <w:proofErr w:type="spellEnd"/>
+      <w:r>
+        <w:t xml:space="preserve"> </w:t>
+      </w:r>
+      <w:proofErr w:type="spellStart"/>
+      <w:r>
+        <w:t>accompanied</w:t>
+      </w:r>
+      <w:proofErr w:type="spellEnd"/>
+      <w:r>
+        <w:t xml:space="preserve"> </w:t>
+      </w:r>
+      <w:proofErr w:type="spellStart"/>
+      <w:r>
+        <w:t>by</w:t>
+      </w:r>
+      <w:proofErr w:type="spellEnd"/>
+      <w:r>
+        <w:t xml:space="preserve"> a </w:t>
+      </w:r>
+      <w:proofErr w:type="spellStart"/>
+      <w:r>
+        <w:t>VSCode</w:t>
+      </w:r>
+      <w:proofErr w:type="spellEnd"/>
+      <w:r>
+        <w:t xml:space="preserve"> </w:t>
+      </w:r>
+      <w:proofErr w:type="spellStart"/>
+      <w:r>
+        <w:t>extension</w:t>
+      </w:r>
+      <w:proofErr w:type="spellEnd"/>
+      <w:r>
+        <w:t xml:space="preserve"> </w:t>
+      </w:r>
+      <w:proofErr w:type="spellStart"/>
+      <w:r>
+        <w:t>and</w:t>
+      </w:r>
+      <w:proofErr w:type="spellEnd"/>
+      <w:r>
+        <w:t xml:space="preserve"> a Babel plugin</w:t>
+      </w:r>
+      <w:r>
+        <w:t>;</w:t>
+      </w:r>
+    </w:p>
+    <w:p>
+      <w:pPr>
+        <w:pStyle w:val="Commarcadores"/>
+        <w:ind w:right="-444"/>
+      </w:pPr>
+      <w:r>
+        <w:rPr>
+          <w:b/>
+          <w:bCs/>
+        </w:rPr>
+        <w:t>Technologies</w:t>
+      </w:r>
+      <w:r>
+        <w:t>: ReactJS, JavaScript, TypeScript, Tailwind</w:t>
+      </w:r>
+      <w:r>
+        <w:t xml:space="preserve">, Babel, </w:t>
+      </w:r>
+      <w:proofErr w:type="spellStart"/>
+      <w:r>
+        <w:t>Jest</w:t>
+      </w:r>
+      <w:proofErr w:type="spellEnd"/>
+      <w:r>
+        <w:t xml:space="preserve">, </w:t>
+      </w:r>
+      <w:proofErr w:type="spellStart"/>
+      <w:r>
+        <w:t>PostCSS</w:t>
+      </w:r>
+      <w:proofErr w:type="spellEnd"/>
+      <w:r>
+        <w:t xml:space="preserve"> </w:t>
+      </w:r>
+      <w:proofErr w:type="spellStart"/>
+      <w:r>
+        <w:t>and</w:t>
+      </w:r>
+      <w:proofErr w:type="spellEnd"/>
+      <w:r>
+        <w:t xml:space="preserve"> Sass</w:t>
+      </w:r>
+      <w:r>
+        <w:t>.</w:t>
+      </w:r>
+    </w:p>
+    <w:p>
+      <w:pPr>
+        <w:pStyle w:val="Commarcadores"/>
+        <w:numPr>
+          <w:ilvl w:val="0"/>
+          <w:numId w:val="0"/>
+        </w:numPr>
+      </w:pPr>
+    </w:p>
+    <w:p>
+      <w:pPr>
+        <w:pStyle w:val="Commarcadores"/>
+        <w:numPr>
+          <w:ilvl w:val="0"/>
+          <w:numId w:val="0"/>
+        </w:numPr>
+      </w:pPr>
+    </w:p>
+    <w:p>
+      <w:pPr>
+        <w:pStyle w:val="Commarcadores"/>
+        <w:numPr>
+          <w:ilvl w:val="0"/>
+          <w:numId w:val="0"/>
+        </w:numPr>
+      </w:pPr>
+    </w:p>
+    <w:p>
+      <w:pPr>
+        <w:pStyle w:val="Commarcadores"/>
+        <w:numPr>
+          <w:ilvl w:val="0"/>
+          <w:numId w:val="0"/>
+        </w:numPr>
+      </w:pPr>
+    </w:p>
+    <w:p>
+      <w:pPr>
+        <w:pStyle w:val="Commarcadores"/>
+        <w:numPr>
+          <w:ilvl w:val="0"/>
+          <w:numId w:val="0"/>
+        </w:numPr>
+      </w:pPr>
+    </w:p>
+    <w:p>
+      <w:pPr>
+        <w:pStyle w:val="Commarcadores"/>
+        <w:numPr>
+          <w:ilvl w:val="0"/>
+          <w:numId w:val="0"/>
+        </w:numPr>
+      </w:pPr>
+    </w:p>
+    <w:p>
+      <w:pPr>
+        <w:rPr>
+          <w:rFonts w:ascii="Roboto" w:eastAsiaTheme="majorEastAsia" w:hAnsi="Roboto" w:cstheme="majorBidi"/>
+          <w:b/>
+          <w:color w:val="2A7B88" w:themeColor="accent1" w:themeShade="BF"/>
+          <w:sz w:val="24"/>
+          <w:szCs w:val="24"/>
+        </w:rPr>
+      </w:pPr>
+      <w:r>
+        <w:rPr>
+          <w:rFonts w:ascii="Roboto" w:eastAsiaTheme="majorEastAsia" w:hAnsi="Roboto" w:cstheme="majorBidi"/>
+          <w:b/>
+          <w:color w:val="2A7B88" w:themeColor="accent1" w:themeShade="BF"/>
+          <w:sz w:val="24"/>
+          <w:szCs w:val="24"/>
+        </w:rPr>
+        <w:t>LINKS TO CONTACT</w:t>
+      </w:r>
+    </w:p>
+    <w:p>
+      <w:pPr>
+        <w:rPr>
+          <w:rStyle w:val="Hyperlink"/>
+          <w:sz w:val="24"/>
+          <w:szCs w:val="24"/>
+        </w:rPr>
+      </w:pPr>
+      <w:r>
+        <w:rPr>
+          <w:sz w:val="24"/>
+          <w:szCs w:val="24"/>
+        </w:rPr>
+        <w:t>Portf</w:t>
+      </w:r>
+      <w:r>
+        <w:rPr>
+          <w:sz w:val="24"/>
+          <w:szCs w:val="24"/>
+        </w:rPr>
+        <w:t>o</w:t>
+      </w:r>
+      <w:r>
+        <w:rPr>
+          <w:sz w:val="24"/>
+          <w:szCs w:val="24"/>
+        </w:rPr>
+        <w:t xml:space="preserve">lio: </w:t>
       </w:r>
       <w:hyperlink r:id="rId9" w:history="1">
         <w:r>
           <w:rPr>
             <w:rStyle w:val="Hyperlink"/>
+            <w:sz w:val="24"/>
+            <w:szCs w:val="24"/>
           </w:rPr>
-          <w:t>GitHub</w:t>
+          <w:t>www.l-marcel.vercel.app</w:t>
         </w:r>
       </w:hyperlink>
       <w:r>
-        <w:t xml:space="preserve"> | </w:t>
+        <w:rPr>
+          <w:sz w:val="24"/>
+          <w:szCs w:val="24"/>
+        </w:rPr>
+        <w:br/>
+        <w:t xml:space="preserve">GitHub: </w:t>
       </w:r>
       <w:hyperlink r:id="rId10" w:history="1">
         <w:r>
           <w:rPr>
             <w:rStyle w:val="Hyperlink"/>
+            <w:sz w:val="24"/>
+            <w:szCs w:val="24"/>
           </w:rPr>
-          <w:t>Portf</w:t>
-        </w:r>
-        <w:r>
-          <w:rPr>
-            <w:rStyle w:val="Hyperlink"/>
-          </w:rPr>
-          <w:t>o</w:t>
-        </w:r>
-        <w:r>
-          <w:rPr>
-            <w:rStyle w:val="Hyperlink"/>
-          </w:rPr>
-          <w:t>lio</w:t>
+          <w:t>/l-marcel</w:t>
         </w:r>
       </w:hyperlink>
       <w:r>
         <w:rPr>
+          <w:sz w:val="24"/>
+          <w:szCs w:val="24"/>
+        </w:rPr>
+        <w:br/>
+      </w:r>
+      <w:r>
+        <w:rPr>
+          <w:sz w:val="24"/>
+          <w:szCs w:val="24"/>
+        </w:rPr>
+        <w:t>Phone</w:t>
+      </w:r>
+      <w:r>
+        <w:rPr>
+          <w:sz w:val="24"/>
+          <w:szCs w:val="24"/>
+        </w:rPr>
+        <w:t xml:space="preserve">: </w:t>
+      </w:r>
+      <w:r>
+        <w:rPr>
+          <w:sz w:val="24"/>
+          <w:szCs w:val="24"/>
           <w:lang w:bidi="pt-BR"/>
         </w:rPr>
+        <w:t>+55 (</w:t>
+      </w:r>
+      <w:r>
+        <w:rPr>
+          <w:sz w:val="24"/>
+          <w:szCs w:val="24"/>
+        </w:rPr>
+        <w:t>84) 99623-0190</w:t>
+      </w:r>
+      <w:r>
+        <w:rPr>
+          <w:sz w:val="24"/>
+          <w:szCs w:val="24"/>
+        </w:rPr>
         <w:br/>
-      </w:r>
-      <w:r>
-        <w:rPr>
-          <w:lang w:bidi="pt-BR"/>
-        </w:rPr>
-        <w:t>Phone</w:t>
-      </w:r>
-      <w:r>
-        <w:rPr>
-          <w:lang w:bidi="pt-BR"/>
-        </w:rPr>
-        <w:t xml:space="preserve">: </w:t>
-      </w:r>
-      <w:r>
-        <w:rPr>
-          <w:lang w:bidi="pt-BR"/>
-        </w:rPr>
-        <w:t>+55 (</w:t>
-      </w:r>
-      <w:r>
-        <w:t>84) 99623-0190</w:t>
-      </w:r>
-      <w:r>
-        <w:rPr>
-          <w:lang w:bidi="pt-BR"/>
-        </w:rPr>
-        <w:br/>
-      </w:r>
-      <w:r>
-        <w:rPr>
-          <w:lang w:bidi="pt-BR"/>
-        </w:rPr>
         <w:t xml:space="preserve">E-mail: </w:t>
       </w:r>
       <w:hyperlink r:id="rId11" w:history="1">
         <w:r>
           <w:rPr>
             <w:rStyle w:val="Hyperlink"/>
+            <w:sz w:val="24"/>
+            <w:szCs w:val="24"/>
           </w:rPr>
           <w:t>lmgh1312@gmail.com</w:t>
         </w:r>
@@ -126,607 +1306,394 @@
       <w:pPr>
         <w:pStyle w:val="Ttulo1"/>
         <w:rPr>
-          <w:lang w:val="en-US"/>
-        </w:rPr>
-      </w:pPr>
-      <w:r>
-        <w:rPr>
-          <w:lang w:val="en-US"/>
-        </w:rPr>
-        <w:t>Resume</w:t>
+          <w:rFonts w:ascii="Roboto" w:hAnsi="Roboto"/>
+          <w:sz w:val="24"/>
+          <w:szCs w:val="24"/>
+        </w:rPr>
+      </w:pPr>
+      <w:r>
+        <w:rPr>
+          <w:rFonts w:ascii="Roboto" w:hAnsi="Roboto"/>
+          <w:sz w:val="24"/>
+          <w:szCs w:val="24"/>
+        </w:rPr>
+        <w:t>TECHNOLOGIES</w:t>
       </w:r>
     </w:p>
     <w:p>
       <w:pPr>
-        <w:rPr>
-          <w:lang w:val="en-US"/>
-        </w:rPr>
-      </w:pPr>
-      <w:r>
-        <w:rPr>
-          <w:lang w:val="en-US"/>
-        </w:rPr>
-        <w:t>I'm a junior full</w:t>
-      </w:r>
-      <w:r>
-        <w:rPr>
-          <w:lang w:val="en-US"/>
-        </w:rPr>
-        <w:t xml:space="preserve"> </w:t>
-      </w:r>
-      <w:r>
-        <w:rPr>
-          <w:lang w:val="en-US"/>
-        </w:rPr>
-        <w:t xml:space="preserve">stack developer specializing in JavaScript and a React.js enthusiast. I'm 20 years old, I'm Brazilian and I started programming for the first time in 2018. I finished technical high school in 2022 and received an academic award for my performance. I also won a </w:t>
-      </w:r>
-      <w:proofErr w:type="spellStart"/>
-      <w:r>
-        <w:rPr>
-          <w:lang w:val="en-US"/>
-        </w:rPr>
-        <w:t>Rocketseat</w:t>
-      </w:r>
-      <w:proofErr w:type="spellEnd"/>
-      <w:r>
-        <w:rPr>
-          <w:lang w:val="en-US"/>
-        </w:rPr>
-        <w:t xml:space="preserve"> full scholarship in early 2022 and today I continue my studies </w:t>
-      </w:r>
-      <w:r>
-        <w:rPr>
-          <w:lang w:val="en-US"/>
-        </w:rPr>
-        <w:t>at the Digital Metropolis Institute</w:t>
-      </w:r>
-      <w:r>
-        <w:rPr>
-          <w:lang w:val="en-US"/>
-        </w:rPr>
-        <w:t xml:space="preserve"> (IMD) </w:t>
-      </w:r>
-      <w:r>
-        <w:rPr>
-          <w:lang w:val="en-US"/>
-        </w:rPr>
-        <w:t>of the</w:t>
-      </w:r>
-      <w:r>
-        <w:rPr>
-          <w:lang w:val="en-US"/>
-        </w:rPr>
-        <w:t xml:space="preserve"> Federal University of Rio Grande do Norte (UFRN).</w:t>
+        <w:spacing w:after="0"/>
+        <w:rPr>
+          <w:sz w:val="24"/>
+          <w:szCs w:val="24"/>
+        </w:rPr>
+      </w:pPr>
+      <w:r>
+        <w:rPr>
+          <w:sz w:val="24"/>
+          <w:szCs w:val="24"/>
+        </w:rPr>
+        <w:t>ReactJS</w:t>
       </w:r>
     </w:p>
     <w:p>
       <w:pPr>
-        <w:pStyle w:val="Ttulo1"/>
-        <w:rPr>
-          <w:lang w:val="en-US"/>
-        </w:rPr>
-      </w:pPr>
-      <w:r>
-        <w:rPr>
-          <w:lang w:val="en-US"/>
-        </w:rPr>
-        <w:t>Objective</w:t>
+        <w:spacing w:after="0"/>
+        <w:rPr>
+          <w:sz w:val="24"/>
+          <w:szCs w:val="24"/>
+        </w:rPr>
+      </w:pPr>
+      <w:r>
+        <w:rPr>
+          <w:sz w:val="24"/>
+          <w:szCs w:val="24"/>
+        </w:rPr>
+        <w:t>JavaScript</w:t>
       </w:r>
     </w:p>
     <w:p>
       <w:pPr>
-        <w:rPr>
-          <w:lang w:val="en-US"/>
-        </w:rPr>
-      </w:pPr>
-      <w:r>
-        <w:rPr>
-          <w:lang w:val="en-US"/>
-        </w:rPr>
-        <w:t>I want to enter the market and continue expanding my knowledge in the area</w:t>
-      </w:r>
-      <w:r>
-        <w:rPr>
-          <w:lang w:val="en-US"/>
-        </w:rPr>
-        <w:t>.</w:t>
+        <w:spacing w:after="0"/>
+        <w:rPr>
+          <w:sz w:val="24"/>
+          <w:szCs w:val="24"/>
+        </w:rPr>
+      </w:pPr>
+      <w:r>
+        <w:rPr>
+          <w:sz w:val="24"/>
+          <w:szCs w:val="24"/>
+        </w:rPr>
+        <w:t>TypeScript</w:t>
       </w:r>
     </w:p>
     <w:p>
       <w:pPr>
-        <w:pStyle w:val="Ttulo1"/>
-      </w:pPr>
-      <w:proofErr w:type="spellStart"/>
-      <w:r>
-        <w:t>Education</w:t>
-      </w:r>
-      <w:proofErr w:type="spellEnd"/>
+        <w:spacing w:after="0"/>
+        <w:rPr>
+          <w:sz w:val="24"/>
+          <w:szCs w:val="24"/>
+        </w:rPr>
+      </w:pPr>
+      <w:r>
+        <w:rPr>
+          <w:sz w:val="24"/>
+          <w:szCs w:val="24"/>
+        </w:rPr>
+        <w:t>Node</w:t>
+      </w:r>
     </w:p>
     <w:p>
       <w:pPr>
-        <w:pStyle w:val="Ttulo2"/>
-      </w:pPr>
-      <w:r>
-        <w:t xml:space="preserve">integrated technical education </w:t>
-      </w:r>
-      <w:r>
-        <w:rPr>
-          <w:lang w:bidi="pt-BR"/>
-        </w:rPr>
-        <w:t>| </w:t>
-      </w:r>
-      <w:r>
-        <w:t>02/2022</w:t>
-      </w:r>
-      <w:r>
-        <w:rPr>
-          <w:lang w:bidi="pt-BR"/>
-        </w:rPr>
-        <w:t> | </w:t>
-      </w:r>
-      <w:r>
-        <w:t>ifrn</w:t>
+        <w:spacing w:after="0"/>
+        <w:rPr>
+          <w:sz w:val="24"/>
+          <w:szCs w:val="24"/>
+        </w:rPr>
+      </w:pPr>
+      <w:r>
+        <w:rPr>
+          <w:sz w:val="24"/>
+          <w:szCs w:val="24"/>
+        </w:rPr>
+        <w:t>Next</w:t>
       </w:r>
     </w:p>
     <w:p>
       <w:pPr>
-        <w:pStyle w:val="Commarcadores"/>
-      </w:pPr>
-      <w:proofErr w:type="spellStart"/>
-      <w:r>
-        <w:rPr>
-          <w:lang w:bidi="pt-BR"/>
-        </w:rPr>
-        <w:t>Main</w:t>
-      </w:r>
-      <w:proofErr w:type="spellEnd"/>
-      <w:r>
-        <w:rPr>
-          <w:lang w:bidi="pt-BR"/>
-        </w:rPr>
-        <w:t xml:space="preserve"> </w:t>
-      </w:r>
-      <w:proofErr w:type="spellStart"/>
-      <w:r>
-        <w:rPr>
-          <w:lang w:bidi="pt-BR"/>
-        </w:rPr>
-        <w:t>class</w:t>
-      </w:r>
-      <w:proofErr w:type="spellEnd"/>
-      <w:r>
-        <w:rPr>
-          <w:lang w:bidi="pt-BR"/>
-        </w:rPr>
-        <w:t xml:space="preserve">: Internet </w:t>
-      </w:r>
-      <w:proofErr w:type="spellStart"/>
-      <w:r>
-        <w:rPr>
-          <w:lang w:bidi="pt-BR"/>
-        </w:rPr>
-        <w:t>Programming</w:t>
-      </w:r>
-      <w:proofErr w:type="spellEnd"/>
+        <w:spacing w:after="0"/>
+        <w:rPr>
+          <w:sz w:val="24"/>
+          <w:szCs w:val="24"/>
+        </w:rPr>
+      </w:pPr>
+      <w:r>
+        <w:rPr>
+          <w:sz w:val="24"/>
+          <w:szCs w:val="24"/>
+        </w:rPr>
+        <w:t>Sass</w:t>
+      </w:r>
     </w:p>
     <w:p>
       <w:pPr>
-        <w:pStyle w:val="Commarcadores"/>
-      </w:pPr>
-      <w:proofErr w:type="spellStart"/>
-      <w:r>
-        <w:rPr>
-          <w:lang w:bidi="pt-BR"/>
-        </w:rPr>
-        <w:t>Secondary</w:t>
-      </w:r>
-      <w:proofErr w:type="spellEnd"/>
-      <w:r>
-        <w:rPr>
-          <w:lang w:bidi="pt-BR"/>
-        </w:rPr>
-        <w:t xml:space="preserve"> </w:t>
-      </w:r>
-      <w:proofErr w:type="spellStart"/>
-      <w:r>
-        <w:rPr>
-          <w:lang w:bidi="pt-BR"/>
-        </w:rPr>
-        <w:t>class</w:t>
-      </w:r>
-      <w:proofErr w:type="spellEnd"/>
-      <w:r>
-        <w:rPr>
-          <w:lang w:bidi="pt-BR"/>
-        </w:rPr>
-        <w:t xml:space="preserve">: </w:t>
-      </w:r>
-      <w:proofErr w:type="spellStart"/>
-      <w:r>
-        <w:t>Object</w:t>
-      </w:r>
-      <w:proofErr w:type="spellEnd"/>
-      <w:r>
-        <w:t xml:space="preserve"> </w:t>
-      </w:r>
-      <w:proofErr w:type="spellStart"/>
-      <w:r>
-        <w:t>Oriented</w:t>
-      </w:r>
-      <w:proofErr w:type="spellEnd"/>
-      <w:r>
-        <w:t xml:space="preserve"> </w:t>
-      </w:r>
-      <w:proofErr w:type="spellStart"/>
-      <w:r>
-        <w:t>Programming</w:t>
-      </w:r>
-      <w:proofErr w:type="spellEnd"/>
+        <w:spacing w:after="0"/>
+        <w:rPr>
+          <w:sz w:val="24"/>
+          <w:szCs w:val="24"/>
+        </w:rPr>
+      </w:pPr>
+      <w:r>
+        <w:rPr>
+          <w:sz w:val="24"/>
+          <w:szCs w:val="24"/>
+        </w:rPr>
+        <w:t>Git / GitHub</w:t>
+      </w:r>
     </w:p>
     <w:p>
       <w:pPr>
-        <w:pStyle w:val="Commarcadores"/>
-      </w:pPr>
-      <w:proofErr w:type="spellStart"/>
-      <w:r>
-        <w:rPr>
-          <w:lang w:bidi="pt-BR"/>
-        </w:rPr>
-        <w:t>Related</w:t>
-      </w:r>
-      <w:proofErr w:type="spellEnd"/>
-      <w:r>
-        <w:rPr>
-          <w:lang w:bidi="pt-BR"/>
-        </w:rPr>
-        <w:t xml:space="preserve"> </w:t>
-      </w:r>
-      <w:proofErr w:type="spellStart"/>
-      <w:r>
-        <w:rPr>
-          <w:lang w:bidi="pt-BR"/>
-        </w:rPr>
-        <w:t>courses</w:t>
-      </w:r>
-      <w:proofErr w:type="spellEnd"/>
-      <w:r>
-        <w:rPr>
-          <w:lang w:bidi="pt-BR"/>
-        </w:rPr>
-        <w:t xml:space="preserve">: </w:t>
-      </w:r>
-      <w:proofErr w:type="spellStart"/>
-      <w:r>
-        <w:t>C</w:t>
-      </w:r>
-      <w:r>
-        <w:t>omputing</w:t>
-      </w:r>
-      <w:proofErr w:type="spellEnd"/>
+        <w:pStyle w:val="Ttulo1"/>
+        <w:rPr>
+          <w:rFonts w:ascii="Roboto" w:hAnsi="Roboto"/>
+          <w:sz w:val="24"/>
+          <w:szCs w:val="24"/>
+        </w:rPr>
+      </w:pPr>
+      <w:r>
+        <w:rPr>
+          <w:rFonts w:ascii="Roboto" w:hAnsi="Roboto"/>
+          <w:sz w:val="24"/>
+          <w:szCs w:val="24"/>
+        </w:rPr>
+        <w:t>EDUCATION</w:t>
+      </w:r>
     </w:p>
     <w:p>
       <w:pPr>
         <w:pStyle w:val="Ttulo2"/>
-      </w:pPr>
-      <w:r>
-        <w:t>Ignite</w:t>
-      </w:r>
-      <w:r>
-        <w:rPr>
-          <w:lang w:bidi="pt-BR"/>
-        </w:rPr>
-        <w:t> | </w:t>
-      </w:r>
-      <w:r>
-        <w:t>10/2021</w:t>
-      </w:r>
-      <w:r>
-        <w:rPr>
-          <w:lang w:bidi="pt-BR"/>
-        </w:rPr>
-        <w:t> | </w:t>
-      </w:r>
-      <w:r>
-        <w:t>Rocketseat</w:t>
+        <w:rPr>
+          <w:sz w:val="22"/>
+          <w:szCs w:val="20"/>
+        </w:rPr>
+      </w:pPr>
+      <w:r>
+        <w:rPr>
+          <w:sz w:val="22"/>
+          <w:szCs w:val="20"/>
+        </w:rPr>
+        <w:t>IMD / UFRN</w:t>
       </w:r>
     </w:p>
     <w:p>
       <w:pPr>
         <w:pStyle w:val="Commarcadores"/>
-        <w:rPr>
-          <w:lang w:val="en-US"/>
-        </w:rPr>
-      </w:pPr>
-      <w:r>
-        <w:rPr>
-          <w:lang w:val="en-US" w:bidi="pt-BR"/>
-        </w:rPr>
-        <w:t>Trails</w:t>
-      </w:r>
-      <w:r>
-        <w:rPr>
-          <w:lang w:val="en-US" w:bidi="pt-BR"/>
-        </w:rPr>
+      </w:pPr>
+      <w:proofErr w:type="spellStart"/>
+      <w:r>
+        <w:t>Bachelor</w:t>
+      </w:r>
+      <w:proofErr w:type="spellEnd"/>
+      <w:r>
         <w:t xml:space="preserve">: </w:t>
       </w:r>
-      <w:r>
-        <w:rPr>
-          <w:lang w:val="en-US"/>
-        </w:rPr>
-        <w:t>React.js</w:t>
-      </w:r>
-      <w:r>
-        <w:rPr>
-          <w:lang w:val="en-US"/>
-        </w:rPr>
-        <w:t xml:space="preserve">, Node.js </w:t>
-      </w:r>
-      <w:r>
-        <w:rPr>
-          <w:lang w:val="en-US"/>
-        </w:rPr>
-        <w:t>and</w:t>
-      </w:r>
-      <w:r>
-        <w:rPr>
-          <w:lang w:val="en-US"/>
-        </w:rPr>
-        <w:t xml:space="preserve"> React Native</w:t>
-      </w:r>
+      <w:proofErr w:type="spellStart"/>
+      <w:r>
+        <w:t>Information</w:t>
+      </w:r>
+      <w:proofErr w:type="spellEnd"/>
+      <w:r>
+        <w:t xml:space="preserve"> </w:t>
+      </w:r>
+      <w:proofErr w:type="spellStart"/>
+      <w:r>
+        <w:t>Technology</w:t>
+      </w:r>
+      <w:proofErr w:type="spellEnd"/>
     </w:p>
     <w:p>
       <w:pPr>
-        <w:pStyle w:val="Ttulo1"/>
-      </w:pPr>
-      <w:r>
-        <w:t xml:space="preserve">Skills </w:t>
-      </w:r>
-      <w:proofErr w:type="spellStart"/>
-      <w:r>
-        <w:t>and</w:t>
-      </w:r>
-      <w:proofErr w:type="spellEnd"/>
-      <w:r>
-        <w:t xml:space="preserve"> </w:t>
-      </w:r>
-      <w:proofErr w:type="spellStart"/>
-      <w:r>
-        <w:t>knowledge</w:t>
+        <w:pStyle w:val="Commarcadores"/>
+      </w:pPr>
+      <w:proofErr w:type="spellStart"/>
+      <w:r>
+        <w:t>Emphasis</w:t>
+      </w:r>
+      <w:proofErr w:type="spellEnd"/>
+      <w:r>
+        <w:t xml:space="preserve">: Software </w:t>
+      </w:r>
+      <w:proofErr w:type="spellStart"/>
+      <w:r>
+        <w:t>Engineering</w:t>
       </w:r>
       <w:proofErr w:type="spellEnd"/>
     </w:p>
     <w:p>
       <w:pPr>
-        <w:pStyle w:val="Ttulo2"/>
-      </w:pPr>
-      <w:r>
-        <w:t>Software development</w:t>
-      </w:r>
+        <w:pStyle w:val="Commarcadores"/>
+      </w:pPr>
+      <w:r>
+        <w:t xml:space="preserve">In </w:t>
+      </w:r>
+      <w:proofErr w:type="spellStart"/>
+      <w:r>
+        <w:t>progress</w:t>
+      </w:r>
+      <w:proofErr w:type="spellEnd"/>
     </w:p>
     <w:p>
       <w:pPr>
-        <w:pStyle w:val="Commarcadores"/>
-        <w:rPr>
-          <w:lang w:val="en-US"/>
-        </w:rPr>
-      </w:pPr>
-      <w:r>
-        <w:rPr>
-          <w:lang w:val="en-US"/>
-        </w:rPr>
-        <w:t xml:space="preserve">I have been programming since 2018 and, since then, I have acquired a wide range of knowledge using technologies, languages, frameworks, and libraries such as: JavaScript, TypeScript, React.js, Next, </w:t>
-      </w:r>
-      <w:proofErr w:type="spellStart"/>
-      <w:r>
-        <w:rPr>
-          <w:lang w:val="en-US"/>
-        </w:rPr>
-        <w:t>Vite</w:t>
-      </w:r>
-      <w:proofErr w:type="spellEnd"/>
-      <w:r>
-        <w:rPr>
-          <w:lang w:val="en-US"/>
-        </w:rPr>
-        <w:t xml:space="preserve">, </w:t>
-      </w:r>
-      <w:r>
-        <w:rPr>
-          <w:lang w:val="en-US"/>
-        </w:rPr>
-        <w:t xml:space="preserve">Nest, Node, Prisma, Figma, </w:t>
-      </w:r>
-      <w:r>
-        <w:rPr>
-          <w:lang w:val="en-US"/>
-        </w:rPr>
-        <w:t xml:space="preserve">Jest, </w:t>
-      </w:r>
-      <w:r>
-        <w:rPr>
-          <w:lang w:val="en-US"/>
-        </w:rPr>
-        <w:t xml:space="preserve">Docker, Storybook, Git, HTML, CSS, Sass, Tailwind, </w:t>
-      </w:r>
-      <w:proofErr w:type="gramStart"/>
-      <w:r>
-        <w:rPr>
-          <w:lang w:val="en-US"/>
-        </w:rPr>
-        <w:t>Stitches</w:t>
-      </w:r>
-      <w:proofErr w:type="gramEnd"/>
-      <w:r>
-        <w:rPr>
-          <w:lang w:val="en-US"/>
-        </w:rPr>
-        <w:t xml:space="preserve"> and others.</w:t>
+        <w:pStyle w:val="Ttulo2"/>
+        <w:rPr>
+          <w:sz w:val="22"/>
+          <w:szCs w:val="24"/>
+        </w:rPr>
+      </w:pPr>
+      <w:r>
+        <w:rPr>
+          <w:sz w:val="22"/>
+          <w:szCs w:val="24"/>
+        </w:rPr>
+        <w:t>Rocketseat</w:t>
       </w:r>
     </w:p>
     <w:p>
       <w:pPr>
-        <w:pStyle w:val="Ttulo2"/>
-      </w:pPr>
-      <w:r>
-        <w:t>CONSTANT LEARNING</w:t>
+        <w:pStyle w:val="Commarcadores"/>
+      </w:pPr>
+      <w:proofErr w:type="spellStart"/>
+      <w:r>
+        <w:rPr>
+          <w:lang w:bidi="pt-BR"/>
+        </w:rPr>
+        <w:t>Course</w:t>
+      </w:r>
+      <w:proofErr w:type="spellEnd"/>
+      <w:r>
+        <w:rPr>
+          <w:lang w:bidi="pt-BR"/>
+        </w:rPr>
+        <w:t>: Ignite</w:t>
       </w:r>
     </w:p>
     <w:p>
       <w:pPr>
         <w:pStyle w:val="Commarcadores"/>
-        <w:rPr>
-          <w:lang w:val="en-US"/>
-        </w:rPr>
-      </w:pPr>
-      <w:r>
-        <w:rPr>
-          <w:lang w:val="en-US"/>
-        </w:rPr>
-        <w:t xml:space="preserve">I practice </w:t>
-      </w:r>
-      <w:proofErr w:type="spellStart"/>
-      <w:r>
-        <w:rPr>
-          <w:lang w:val="en-US"/>
-        </w:rPr>
-        <w:t>autodidactism</w:t>
-      </w:r>
-      <w:proofErr w:type="spellEnd"/>
-      <w:r>
-        <w:rPr>
-          <w:lang w:val="en-US"/>
-        </w:rPr>
-        <w:t>. I read documentation, research new ways to solve a problem, and follow news within the area</w:t>
-      </w:r>
-      <w:r>
-        <w:rPr>
-          <w:lang w:val="en-US"/>
-        </w:rPr>
-        <w:t>.</w:t>
+      </w:pPr>
+      <w:proofErr w:type="spellStart"/>
+      <w:r>
+        <w:t>Advanced</w:t>
+      </w:r>
+      <w:proofErr w:type="spellEnd"/>
+      <w:r>
+        <w:t xml:space="preserve"> </w:t>
+      </w:r>
+      <w:r>
+        <w:t>React</w:t>
       </w:r>
     </w:p>
     <w:p>
       <w:pPr>
-        <w:pStyle w:val="Ttulo2"/>
-      </w:pPr>
-      <w:r>
-        <w:t>communication</w:t>
+        <w:pStyle w:val="Commarcadores"/>
+      </w:pPr>
+      <w:proofErr w:type="spellStart"/>
+      <w:r>
+        <w:t>Advanced</w:t>
+      </w:r>
+      <w:proofErr w:type="spellEnd"/>
+      <w:r>
+        <w:t xml:space="preserve"> </w:t>
+      </w:r>
+      <w:r>
+        <w:t>Node</w:t>
       </w:r>
     </w:p>
     <w:p>
       <w:pPr>
         <w:pStyle w:val="Commarcadores"/>
       </w:pPr>
-      <w:r>
-        <w:rPr>
-          <w:lang w:val="en-US"/>
-        </w:rPr>
-        <w:t xml:space="preserve">I know several technical terms used in the area and I have developed a lot of reading and writing in English, but I am not fluent. </w:t>
-      </w:r>
-      <w:proofErr w:type="spellStart"/>
-      <w:r>
-        <w:t>My</w:t>
-      </w:r>
-      <w:proofErr w:type="spellEnd"/>
-      <w:r>
-        <w:t xml:space="preserve"> </w:t>
-      </w:r>
-      <w:proofErr w:type="spellStart"/>
-      <w:r>
-        <w:t>mother</w:t>
-      </w:r>
-      <w:proofErr w:type="spellEnd"/>
-      <w:r>
-        <w:t xml:space="preserve"> </w:t>
-      </w:r>
-      <w:proofErr w:type="spellStart"/>
-      <w:r>
-        <w:t>tongue</w:t>
-      </w:r>
-      <w:proofErr w:type="spellEnd"/>
-      <w:r>
-        <w:t xml:space="preserve"> </w:t>
-      </w:r>
-      <w:proofErr w:type="spellStart"/>
-      <w:r>
-        <w:t>is</w:t>
-      </w:r>
-      <w:proofErr w:type="spellEnd"/>
-      <w:r>
-        <w:t xml:space="preserve"> </w:t>
-      </w:r>
-      <w:proofErr w:type="spellStart"/>
-      <w:r>
-        <w:t>Portuguese</w:t>
-      </w:r>
-      <w:proofErr w:type="spellEnd"/>
-      <w:r>
-        <w:t>.</w:t>
+      <w:proofErr w:type="spellStart"/>
+      <w:r>
+        <w:t>Advanced</w:t>
+      </w:r>
+      <w:proofErr w:type="spellEnd"/>
+      <w:r>
+        <w:t xml:space="preserve"> </w:t>
+      </w:r>
+      <w:r>
+        <w:t>React Native</w:t>
       </w:r>
     </w:p>
     <w:p>
       <w:pPr>
         <w:pStyle w:val="Ttulo2"/>
-      </w:pPr>
-      <w:r>
-        <w:t>database management</w:t>
+        <w:rPr>
+          <w:sz w:val="22"/>
+          <w:szCs w:val="20"/>
+        </w:rPr>
+      </w:pPr>
+      <w:r>
+        <w:rPr>
+          <w:sz w:val="22"/>
+          <w:szCs w:val="20"/>
+        </w:rPr>
+        <w:t>iFRN</w:t>
       </w:r>
     </w:p>
     <w:p>
       <w:pPr>
         <w:pStyle w:val="Commarcadores"/>
-        <w:rPr>
-          <w:lang w:val="en-US"/>
-        </w:rPr>
-      </w:pPr>
-      <w:r>
-        <w:rPr>
-          <w:lang w:val="en-US"/>
-        </w:rPr>
-        <w:t>I understand the relationships of entities within a database. I know how to plan and organize these structures and I know how to query the database directly</w:t>
-      </w:r>
-      <w:r>
-        <w:rPr>
-          <w:lang w:val="en-US"/>
-        </w:rPr>
-        <w:t>.</w:t>
-      </w:r>
+      </w:pPr>
+      <w:proofErr w:type="spellStart"/>
+      <w:r>
+        <w:t>Course</w:t>
+      </w:r>
+      <w:proofErr w:type="spellEnd"/>
+      <w:r>
+        <w:t xml:space="preserve">: </w:t>
+      </w:r>
+      <w:proofErr w:type="spellStart"/>
+      <w:r>
+        <w:t>Informatics</w:t>
+      </w:r>
+      <w:proofErr w:type="spellEnd"/>
     </w:p>
     <w:p>
       <w:pPr>
-        <w:pStyle w:val="Ttulo2"/>
-      </w:pPr>
-      <w:r>
-        <w:lastRenderedPageBreak/>
-        <w:t>continuous integration and delivery</w:t>
-      </w:r>
+        <w:pStyle w:val="Commarcadores"/>
+      </w:pPr>
+      <w:r>
+        <w:t xml:space="preserve">Web </w:t>
+      </w:r>
+      <w:proofErr w:type="spellStart"/>
+      <w:r>
+        <w:t>P</w:t>
+      </w:r>
+      <w:r>
+        <w:t>rogramming</w:t>
+      </w:r>
+      <w:proofErr w:type="spellEnd"/>
     </w:p>
     <w:p>
       <w:pPr>
         <w:pStyle w:val="Commarcadores"/>
-        <w:rPr>
-          <w:lang w:val="en-US"/>
-        </w:rPr>
-      </w:pPr>
-      <w:r>
-        <w:rPr>
-          <w:lang w:val="en-US"/>
-        </w:rPr>
-        <w:t>I know the stages of integration and continuous delivery (CI/CD), used to keep the software available to users and constantly updated</w:t>
-      </w:r>
-      <w:r>
-        <w:rPr>
-          <w:lang w:val="en-US"/>
-        </w:rPr>
-        <w:t>.</w:t>
-      </w:r>
+      </w:pPr>
+      <w:proofErr w:type="spellStart"/>
+      <w:r>
+        <w:t>Object</w:t>
+      </w:r>
+      <w:proofErr w:type="spellEnd"/>
+      <w:r>
+        <w:t xml:space="preserve"> </w:t>
+      </w:r>
+      <w:proofErr w:type="spellStart"/>
+      <w:r>
+        <w:t>O</w:t>
+      </w:r>
+      <w:r>
+        <w:t>riented</w:t>
+      </w:r>
+      <w:proofErr w:type="spellEnd"/>
+      <w:r>
+        <w:t xml:space="preserve"> </w:t>
+      </w:r>
+      <w:proofErr w:type="spellStart"/>
+      <w:r>
+        <w:t>P</w:t>
+      </w:r>
+      <w:r>
+        <w:t>rogramming</w:t>
+      </w:r>
+      <w:proofErr w:type="spellEnd"/>
     </w:p>
     <w:sectPr>
       <w:footerReference w:type="default" r:id="rId12"/>
       <w:pgSz w:w="11907" w:h="16839" w:code="9"/>
-      <w:pgMar w:top="1008" w:right="1152" w:bottom="1152" w:left="1152" w:header="720" w:footer="720" w:gutter="0"/>
+      <w:pgMar w:top="1008" w:right="1152" w:bottom="4820" w:left="1152" w:header="720" w:footer="720" w:gutter="0"/>
       <w:pgNumType w:start="1"/>
-      <w:cols w:space="720"/>
+      <w:cols w:num="2" w:space="851"/>
       <w:titlePg/>
       <w:docGrid w:linePitch="360"/>
     </w:sectPr>
@@ -1002,20 +1969,20 @@
   <w:abstractNum w:abstractNumId="9" w15:restartNumberingAfterBreak="0">
     <w:nsid w:val="FFFFFF89"/>
     <w:multiLevelType w:val="singleLevel"/>
-    <w:tmpl w:val="B9543D44"/>
+    <w:tmpl w:val="9E6C1AD4"/>
     <w:lvl w:ilvl="0">
       <w:start w:val="1"/>
       <w:numFmt w:val="bullet"/>
-      <w:lvlText w:val="·"/>
+      <w:lvlText w:val=""/>
       <w:lvlJc w:val="left"/>
       <w:pPr>
         <w:tabs>
-          <w:tab w:val="num" w:pos="144"/>
+          <w:tab w:val="num" w:pos="360"/>
         </w:tabs>
-        <w:ind w:left="144" w:hanging="144"/>
+        <w:ind w:left="360" w:hanging="360"/>
       </w:pPr>
       <w:rPr>
-        <w:rFonts w:ascii="Cambria" w:hAnsi="Cambria" w:hint="default"/>
+        <w:rFonts w:ascii="Symbol" w:hAnsi="Symbol" w:hint="default"/>
       </w:rPr>
     </w:lvl>
   </w:abstractNum>
@@ -2072,6 +3039,18 @@
   </w:num>
   <w:num w:numId="23" w16cid:durableId="978799268">
     <w:abstractNumId w:val="18"/>
+  </w:num>
+  <w:num w:numId="24" w16cid:durableId="226839502">
+    <w:abstractNumId w:val="9"/>
+  </w:num>
+  <w:num w:numId="25" w16cid:durableId="1637761586">
+    <w:abstractNumId w:val="9"/>
+  </w:num>
+  <w:num w:numId="26" w16cid:durableId="1668707510">
+    <w:abstractNumId w:val="9"/>
+  </w:num>
+  <w:num w:numId="27" w16cid:durableId="1200974122">
+    <w:abstractNumId w:val="9"/>
   </w:num>
 </w:numbering>
 </file>
@@ -2510,7 +3489,7 @@
     <w:uiPriority w:val="9"/>
     <w:unhideWhenUsed/>
     <w:qFormat/>
-    <w:rsid w:val="001B29CF"/>
+    <w:rsid w:val="00782F65"/>
     <w:pPr>
       <w:keepNext/>
       <w:keepLines/>
@@ -2519,7 +3498,7 @@
       <w:outlineLvl w:val="1"/>
     </w:pPr>
     <w:rPr>
-      <w:rFonts w:asciiTheme="majorHAnsi" w:eastAsiaTheme="majorEastAsia" w:hAnsiTheme="majorHAnsi" w:cstheme="majorBidi"/>
+      <w:rFonts w:ascii="Roboto" w:eastAsiaTheme="majorEastAsia" w:hAnsi="Roboto" w:cstheme="majorBidi"/>
       <w:b/>
       <w:caps/>
       <w:color w:val="262626" w:themeColor="text1" w:themeTint="D9"/>
@@ -2602,20 +3581,15 @@
   </w:style>
   <w:style w:type="paragraph" w:styleId="Ttulo">
     <w:name w:val="Title"/>
-    <w:basedOn w:val="Normal"/>
+    <w:basedOn w:val="Ttulo2"/>
     <w:link w:val="TtuloChar"/>
     <w:uiPriority w:val="1"/>
     <w:qFormat/>
-    <w:rsid w:val="00C61F8E"/>
+    <w:rsid w:val="00E54850"/>
     <w:pPr>
-      <w:pBdr>
-        <w:bottom w:val="single" w:sz="12" w:space="4" w:color="39A5B7" w:themeColor="accent1"/>
-      </w:pBdr>
       <w:spacing w:after="120"/>
-      <w:contextualSpacing/>
     </w:pPr>
     <w:rPr>
-      <w:rFonts w:asciiTheme="majorHAnsi" w:eastAsiaTheme="majorEastAsia" w:hAnsiTheme="majorHAnsi" w:cstheme="majorBidi"/>
       <w:color w:val="2A7B88" w:themeColor="accent1" w:themeShade="BF"/>
       <w:kern w:val="28"/>
       <w:sz w:val="56"/>
@@ -2626,12 +3600,16 @@
     <w:basedOn w:val="Fontepargpadro"/>
     <w:link w:val="Ttulo"/>
     <w:uiPriority w:val="1"/>
-    <w:rsid w:val="00C61F8E"/>
-    <w:rPr>
-      <w:rFonts w:asciiTheme="majorHAnsi" w:eastAsiaTheme="majorEastAsia" w:hAnsiTheme="majorHAnsi" w:cstheme="majorBidi"/>
+    <w:rsid w:val="00E54850"/>
+    <w:rPr>
+      <w:rFonts w:ascii="Roboto" w:eastAsiaTheme="majorEastAsia" w:hAnsi="Roboto" w:cstheme="majorBidi"/>
+      <w:b/>
+      <w:caps/>
       <w:color w:val="2A7B88" w:themeColor="accent1" w:themeShade="BF"/>
       <w:kern w:val="28"/>
       <w:sz w:val="56"/>
+      <w:szCs w:val="26"/>
+      <w:lang w:val="pt-BR"/>
     </w:rPr>
   </w:style>
   <w:style w:type="character" w:styleId="TextodoEspaoReservado">
@@ -2719,14 +3697,15 @@
     <w:basedOn w:val="Fontepargpadro"/>
     <w:link w:val="Ttulo2"/>
     <w:uiPriority w:val="9"/>
-    <w:rsid w:val="001B29CF"/>
-    <w:rPr>
-      <w:rFonts w:asciiTheme="majorHAnsi" w:eastAsiaTheme="majorEastAsia" w:hAnsiTheme="majorHAnsi" w:cstheme="majorBidi"/>
+    <w:rsid w:val="00782F65"/>
+    <w:rPr>
+      <w:rFonts w:ascii="Roboto" w:eastAsiaTheme="majorEastAsia" w:hAnsi="Roboto" w:cstheme="majorBidi"/>
       <w:b/>
       <w:caps/>
       <w:color w:val="262626" w:themeColor="text1" w:themeTint="D9"/>
       <w:sz w:val="24"/>
       <w:szCs w:val="26"/>
+      <w:lang w:val="pt-BR"/>
     </w:rPr>
   </w:style>
   <w:style w:type="paragraph" w:styleId="CabealhodoSumrio">
